--- a/downloads/卷14 协议篇：A2A 智能体互联与前端流式交互.docx
+++ b/downloads/卷14 协议篇：A2A 智能体互联与前端流式交互.docx
@@ -1493,7 +1493,7 @@
               <w:fldChar w:fldCharType="separate"/>
             </w:r>
             <w:r>
-              <w:t>18</w:t>
+              <w:t>19</w:t>
             </w:r>
             <w:r>
               <w:fldChar w:fldCharType="end"/>
@@ -1529,7 +1529,7 @@
               <w:fldChar w:fldCharType="separate"/>
             </w:r>
             <w:r>
-              <w:t>22</w:t>
+              <w:t>23</w:t>
             </w:r>
             <w:r>
               <w:fldChar w:fldCharType="end"/>
@@ -1780,7 +1780,7 @@
               <w:fldChar w:fldCharType="separate"/>
             </w:r>
             <w:r>
-              <w:t>31</w:t>
+              <w:t>32</w:t>
             </w:r>
             <w:r>
               <w:fldChar w:fldCharType="end"/>
@@ -1852,7 +1852,7 @@
               <w:fldChar w:fldCharType="separate"/>
             </w:r>
             <w:r>
-              <w:t>32</w:t>
+              <w:t>33</w:t>
             </w:r>
             <w:r>
               <w:fldChar w:fldCharType="end"/>
@@ -1924,7 +1924,7 @@
               <w:fldChar w:fldCharType="separate"/>
             </w:r>
             <w:r>
-              <w:t>33</w:t>
+              <w:t>34</w:t>
             </w:r>
             <w:r>
               <w:fldChar w:fldCharType="end"/>
@@ -1996,7 +1996,7 @@
               <w:fldChar w:fldCharType="separate"/>
             </w:r>
             <w:r>
-              <w:t>34</w:t>
+              <w:t>35</w:t>
             </w:r>
             <w:r>
               <w:fldChar w:fldCharType="end"/>
@@ -2067,7 +2067,7 @@
               <w:fldChar w:fldCharType="separate"/>
             </w:r>
             <w:r>
-              <w:t>35</w:t>
+              <w:t>36</w:t>
             </w:r>
             <w:r>
               <w:fldChar w:fldCharType="end"/>
@@ -2137,7 +2137,7 @@
               <w:fldChar w:fldCharType="separate"/>
             </w:r>
             <w:r>
-              <w:t>36</w:t>
+              <w:t>37</w:t>
             </w:r>
             <w:r>
               <w:fldChar w:fldCharType="end"/>
@@ -4578,6 +4578,87 @@
           <w:szCs w:val="24"/>
         </w:rPr>
         <w:t xml:space="preserve">这组对比揭示了一个常被低估的事实：当模型本身的延迟已经压到极致，决定用户“等不等到”的反而是传输与前端的最后 1 公里。这也是为什么我们把前端交互与流式协议作为单独一章，并把 TTFE 而非 TTFT 作为最关键的用户体验指标。TTFT 衡量的是模型，T3 时刻；TTFE 衡量的是用户，T5 时刻。前者关心模型有多快，后者关心用户感到多快。两者之间隔着网关、代理、HTTP 解析、浏览器渲染四个环节，任何一个环节多塞 100 毫秒，用户的体验就被抹掉一半。</w:t>
+      </w:r>
+    </w:p>
+    <w:p>
+      <w:pPr>
+        <w:spacing w:line="312"/>
+        <w:ind w:firstLine="480"/>
+        <w:jc w:val="both"/>
+      </w:pPr>
+      <w:r>
+        <w:rPr>
+          <w:rFonts w:ascii="Calibri" w:eastAsia="Microsoft YaHei"/>
+          <w:color w:val="1A2B33"/>
+          <w:sz w:val="24"/>
+          <w:szCs w:val="24"/>
+        </w:rPr>
+        <w:t xml:space="preserve">图4-1 用「喝水」把流式的价值一次讲清：传统方式像等桶装水——整段回答攒齐了才一次性送达；SSE 像接一根水管——第 1 个词 200 毫秒就到，之后边流边看。用户感知的「快」不是模型变快了，而是「先看到」——这正是打字机效果的原理，也是所有 Agent 前端的第一体验。</w:t>
+      </w:r>
+    </w:p>
+    <w:p>
+      <w:pPr>
+        <w:keepNext/>
+        <w:spacing w:after="40" w:before="160"/>
+        <w:jc w:val="center"/>
+      </w:pPr>
+      <w:r>
+        <w:drawing>
+          <wp:inline distT="0" distB="0" distL="0" distR="0">
+            <wp:extent cx="5486400" cy="3295650"/>
+            <wp:effectExtent t="0" r="0" b="0" l="0"/>
+            <wp:docPr id="1" name="" descr="" title=""/>
+            <wp:cNvGraphicFramePr>
+              <a:graphicFrameLocks xmlns:a="http://schemas.openxmlformats.org/drawingml/2006/main" noChangeAspect="1"/>
+            </wp:cNvGraphicFramePr>
+            <a:graphic xmlns:a="http://schemas.openxmlformats.org/drawingml/2006/main">
+              <a:graphicData uri="http://schemas.openxmlformats.org/drawingml/2006/picture">
+                <pic:pic xmlns:pic="http://schemas.openxmlformats.org/drawingml/2006/picture">
+                  <pic:nvPicPr>
+                    <pic:cNvPr id="0" name="" descr=""/>
+                    <pic:cNvPicPr>
+                      <a:picLocks noChangeAspect="1" noChangeArrowheads="1"/>
+                    </pic:cNvPicPr>
+                  </pic:nvPicPr>
+                  <pic:blipFill>
+                    <a:blip r:embed="rId15" cstate="none"/>
+                    <a:srcRect/>
+                    <a:stretch>
+                      <a:fillRect/>
+                    </a:stretch>
+                  </pic:blipFill>
+                  <pic:spPr bwMode="auto">
+                    <a:xfrm>
+                      <a:off x="0" y="0"/>
+                      <a:ext cx="5486400" cy="3295650"/>
+                    </a:xfrm>
+                    <a:prstGeom prst="rect">
+                      <a:avLst/>
+                    </a:prstGeom>
+                  </pic:spPr>
+                </pic:pic>
+              </a:graphicData>
+            </a:graphic>
+          </wp:inline>
+        </w:drawing>
+      </w:r>
+    </w:p>
+    <w:p>
+      <w:pPr>
+        <w:keepNext w:val="false"/>
+        <w:spacing w:after="200" w:before="60" w:line="312"/>
+        <w:jc w:val="center"/>
+      </w:pPr>
+      <w:r>
+        <w:rPr>
+          <w:rFonts w:ascii="Calibri" w:eastAsia="Microsoft YaHei"/>
+          <w:b/>
+          <w:bCs/>
+          <w:color w:val="5A6B76"/>
+          <w:sz w:val="21"/>
+          <w:szCs w:val="21"/>
+        </w:rPr>
+        <w:t xml:space="preserve">图4-2 流式传输的水管比喻：等桶装水 vs 接水管边流边喝</w:t>
       </w:r>
     </w:p>
     <w:p>
@@ -7473,7 +7554,7 @@
                     </pic:cNvPicPr>
                   </pic:nvPicPr>
                   <pic:blipFill>
-                    <a:blip r:embed="rId15" cstate="none"/>
+                    <a:blip r:embed="rId16" cstate="none"/>
                     <a:srcRect/>
                     <a:stretch>
                       <a:fillRect/>

--- a/downloads/卷14 协议篇：A2A 智能体互联与前端流式交互.docx
+++ b/downloads/卷14 协议篇：A2A 智能体互联与前端流式交互.docx
@@ -2087,7 +2087,7 @@
               <w:rPr>
                 <w:rStyle w:val="Hyperlink"/>
               </w:rPr>
-              <w:t>思考与练习</w:t>
+              <w:t>本卷实战实验室</w:t>
             </w:r>
             <w:r>
               <w:tab/>
@@ -2103,6 +2103,78 @@
             </w:r>
             <w:r>
               <w:t>36</w:t>
+            </w:r>
+            <w:r>
+              <w:fldChar w:fldCharType="end"/>
+            </w:r>
+          </w:hyperlink>
+        </w:p>
+        <w:p>
+          <w:pPr>
+            <w:pStyle w:val="11"/>
+            <w:ind w:left="360"/>
+            <w:tabs>
+              <w:tab w:val="right" w:leader="dot" w:pos="9026"/>
+            </w:tabs>
+            <w:spacing w:before="120" w:after="60"/>
+          </w:pPr>
+          <w:hyperlink w:anchor="_Toc100044" w:history="1">
+            <w:r>
+              <w:rPr>
+                <w:rStyle w:val="Hyperlink"/>
+              </w:rPr>
+              <w:t>实验 1：SSE 流式服务 + 最简前端（40 分钟）</w:t>
+            </w:r>
+            <w:r>
+              <w:tab/>
+            </w:r>
+            <w:r>
+              <w:fldChar w:fldCharType="begin"/>
+            </w:r>
+            <w:r>
+              <w:instrText xml:space="preserve"> PAGEREF _Toc100044 \h </w:instrText>
+            </w:r>
+            <w:r>
+              <w:fldChar w:fldCharType="separate"/>
+            </w:r>
+            <w:r>
+              <w:t>36</w:t>
+            </w:r>
+            <w:r>
+              <w:fldChar w:fldCharType="end"/>
+            </w:r>
+          </w:hyperlink>
+        </w:p>
+        <w:p>
+          <w:pPr>
+            <w:pStyle w:val="11"/>
+            <w:ind w:left="360"/>
+            <w:tabs>
+              <w:tab w:val="right" w:leader="dot" w:pos="9026"/>
+            </w:tabs>
+            <w:spacing w:before="120" w:after="60"/>
+          </w:pPr>
+          <w:hyperlink w:anchor="_Toc100045" w:history="1">
+            <w:r>
+              <w:rPr>
+                <w:rStyle w:val="Hyperlink"/>
+              </w:rPr>
+              <w:t>实验 2：测出 TTFE 并做一次优化（20 分钟）</w:t>
+            </w:r>
+            <w:r>
+              <w:tab/>
+            </w:r>
+            <w:r>
+              <w:fldChar w:fldCharType="begin"/>
+            </w:r>
+            <w:r>
+              <w:instrText xml:space="preserve"> PAGEREF _Toc100045 \h </w:instrText>
+            </w:r>
+            <w:r>
+              <w:fldChar w:fldCharType="separate"/>
+            </w:r>
+            <w:r>
+              <w:t>37</w:t>
             </w:r>
             <w:r>
               <w:fldChar w:fldCharType="end"/>
@@ -2117,11 +2189,441 @@
             </w:tabs>
             <w:spacing w:before="120" w:after="60"/>
           </w:pPr>
-          <w:hyperlink w:anchor="_Toc100044" w:history="1">
+          <w:hyperlink w:anchor="_Toc100046" w:history="1">
             <w:r>
               <w:rPr>
                 <w:rStyle w:val="Hyperlink"/>
               </w:rPr>
+              <w:t>思考与练习</w:t>
+            </w:r>
+            <w:r>
+              <w:tab/>
+            </w:r>
+            <w:r>
+              <w:fldChar w:fldCharType="begin"/>
+            </w:r>
+            <w:r>
+              <w:instrText xml:space="preserve"> PAGEREF _Toc100046 \h </w:instrText>
+            </w:r>
+            <w:r>
+              <w:fldChar w:fldCharType="separate"/>
+            </w:r>
+            <w:r>
+              <w:t>38</w:t>
+            </w:r>
+            <w:r>
+              <w:fldChar w:fldCharType="end"/>
+            </w:r>
+          </w:hyperlink>
+        </w:p>
+        <w:p>
+          <w:pPr>
+            <w:pStyle w:val="9"/>
+            <w:tabs>
+              <w:tab w:val="right" w:leader="dot" w:pos="9026"/>
+            </w:tabs>
+            <w:spacing w:before="120" w:after="60"/>
+          </w:pPr>
+          <w:hyperlink w:anchor="_Toc100047" w:history="1">
+            <w:r>
+              <w:rPr>
+                <w:rStyle w:val="Hyperlink"/>
+              </w:rPr>
+              <w:t>面试题精选（附参考答案）</w:t>
+            </w:r>
+            <w:r>
+              <w:tab/>
+            </w:r>
+            <w:r>
+              <w:fldChar w:fldCharType="begin"/>
+            </w:r>
+            <w:r>
+              <w:instrText xml:space="preserve"> PAGEREF _Toc100047 \h </w:instrText>
+            </w:r>
+            <w:r>
+              <w:fldChar w:fldCharType="separate"/>
+            </w:r>
+            <w:r>
+              <w:t>39</w:t>
+            </w:r>
+            <w:r>
+              <w:fldChar w:fldCharType="end"/>
+            </w:r>
+          </w:hyperlink>
+        </w:p>
+        <w:p>
+          <w:pPr>
+            <w:pStyle w:val="11"/>
+            <w:ind w:left="360"/>
+            <w:tabs>
+              <w:tab w:val="right" w:leader="dot" w:pos="9026"/>
+            </w:tabs>
+            <w:spacing w:before="120" w:after="60"/>
+          </w:pPr>
+          <w:hyperlink w:anchor="_Toc100048" w:history="1">
+            <w:r>
+              <w:rPr>
+                <w:rStyle w:val="Hyperlink"/>
+              </w:rPr>
+              <w:t>题1　什么是 A2A 协议？它解决的核心问题是什么？</w:t>
+            </w:r>
+            <w:r>
+              <w:tab/>
+            </w:r>
+            <w:r>
+              <w:fldChar w:fldCharType="begin"/>
+            </w:r>
+            <w:r>
+              <w:instrText xml:space="preserve"> PAGEREF _Toc100048 \h </w:instrText>
+            </w:r>
+            <w:r>
+              <w:fldChar w:fldCharType="separate"/>
+            </w:r>
+            <w:r>
+              <w:t>39</w:t>
+            </w:r>
+            <w:r>
+              <w:fldChar w:fldCharType="end"/>
+            </w:r>
+          </w:hyperlink>
+        </w:p>
+        <w:p>
+          <w:pPr>
+            <w:pStyle w:val="11"/>
+            <w:ind w:left="360"/>
+            <w:tabs>
+              <w:tab w:val="right" w:leader="dot" w:pos="9026"/>
+            </w:tabs>
+            <w:spacing w:before="120" w:after="60"/>
+          </w:pPr>
+          <w:hyperlink w:anchor="_Toc100049" w:history="1">
+            <w:r>
+              <w:rPr>
+                <w:rStyle w:val="Hyperlink"/>
+              </w:rPr>
+              <w:t>题2　A2A 与普通 REST API 的本质区别是什么？</w:t>
+            </w:r>
+            <w:r>
+              <w:tab/>
+            </w:r>
+            <w:r>
+              <w:fldChar w:fldCharType="begin"/>
+            </w:r>
+            <w:r>
+              <w:instrText xml:space="preserve"> PAGEREF _Toc100049 \h </w:instrText>
+            </w:r>
+            <w:r>
+              <w:fldChar w:fldCharType="separate"/>
+            </w:r>
+            <w:r>
+              <w:t>39</w:t>
+            </w:r>
+            <w:r>
+              <w:fldChar w:fldCharType="end"/>
+            </w:r>
+          </w:hyperlink>
+        </w:p>
+        <w:p>
+          <w:pPr>
+            <w:pStyle w:val="11"/>
+            <w:ind w:left="360"/>
+            <w:tabs>
+              <w:tab w:val="right" w:leader="dot" w:pos="9026"/>
+            </w:tabs>
+            <w:spacing w:before="120" w:after="60"/>
+          </w:pPr>
+          <w:hyperlink w:anchor="_Toc100050" w:history="1">
+            <w:r>
+              <w:rPr>
+                <w:rStyle w:val="Hyperlink"/>
+              </w:rPr>
+              <w:t>题3　A2A 与 MCP 的核心区别是什么？如何组合使用？</w:t>
+            </w:r>
+            <w:r>
+              <w:tab/>
+            </w:r>
+            <w:r>
+              <w:fldChar w:fldCharType="begin"/>
+            </w:r>
+            <w:r>
+              <w:instrText xml:space="preserve"> PAGEREF _Toc100050 \h </w:instrText>
+            </w:r>
+            <w:r>
+              <w:fldChar w:fldCharType="separate"/>
+            </w:r>
+            <w:r>
+              <w:t>40</w:t>
+            </w:r>
+            <w:r>
+              <w:fldChar w:fldCharType="end"/>
+            </w:r>
+          </w:hyperlink>
+        </w:p>
+        <w:p>
+          <w:pPr>
+            <w:pStyle w:val="11"/>
+            <w:ind w:left="360"/>
+            <w:tabs>
+              <w:tab w:val="right" w:leader="dot" w:pos="9026"/>
+            </w:tabs>
+            <w:spacing w:before="120" w:after="60"/>
+          </w:pPr>
+          <w:hyperlink w:anchor="_Toc100051" w:history="1">
+            <w:r>
+              <w:rPr>
+                <w:rStyle w:val="Hyperlink"/>
+              </w:rPr>
+              <w:t>题4　Agent Card 是什么？包含哪些关键字段？</w:t>
+            </w:r>
+            <w:r>
+              <w:tab/>
+            </w:r>
+            <w:r>
+              <w:fldChar w:fldCharType="begin"/>
+            </w:r>
+            <w:r>
+              <w:instrText xml:space="preserve"> PAGEREF _Toc100051 \h </w:instrText>
+            </w:r>
+            <w:r>
+              <w:fldChar w:fldCharType="separate"/>
+            </w:r>
+            <w:r>
+              <w:t>40</w:t>
+            </w:r>
+            <w:r>
+              <w:fldChar w:fldCharType="end"/>
+            </w:r>
+          </w:hyperlink>
+        </w:p>
+        <w:p>
+          <w:pPr>
+            <w:pStyle w:val="11"/>
+            <w:ind w:left="360"/>
+            <w:tabs>
+              <w:tab w:val="right" w:leader="dot" w:pos="9026"/>
+            </w:tabs>
+            <w:spacing w:before="120" w:after="60"/>
+          </w:pPr>
+          <w:hyperlink w:anchor="_Toc100052" w:history="1">
+            <w:r>
+              <w:rPr>
+                <w:rStyle w:val="Hyperlink"/>
+              </w:rPr>
+              <w:t>题5　A2A 四大核心对象的职责与关系是什么？</w:t>
+            </w:r>
+            <w:r>
+              <w:tab/>
+            </w:r>
+            <w:r>
+              <w:fldChar w:fldCharType="begin"/>
+            </w:r>
+            <w:r>
+              <w:instrText xml:space="preserve"> PAGEREF _Toc100052 \h </w:instrText>
+            </w:r>
+            <w:r>
+              <w:fldChar w:fldCharType="separate"/>
+            </w:r>
+            <w:r>
+              <w:t>40</w:t>
+            </w:r>
+            <w:r>
+              <w:fldChar w:fldCharType="end"/>
+            </w:r>
+          </w:hyperlink>
+        </w:p>
+        <w:p>
+          <w:pPr>
+            <w:pStyle w:val="11"/>
+            <w:ind w:left="360"/>
+            <w:tabs>
+              <w:tab w:val="right" w:leader="dot" w:pos="9026"/>
+            </w:tabs>
+            <w:spacing w:before="120" w:after="60"/>
+          </w:pPr>
+          <w:hyperlink w:anchor="_Toc100053" w:history="1">
+            <w:r>
+              <w:rPr>
+                <w:rStyle w:val="Hyperlink"/>
+              </w:rPr>
+              <w:t>题6　Task 状态机包含哪些状态？终态与暂停态如何区分？</w:t>
+            </w:r>
+            <w:r>
+              <w:tab/>
+            </w:r>
+            <w:r>
+              <w:fldChar w:fldCharType="begin"/>
+            </w:r>
+            <w:r>
+              <w:instrText xml:space="preserve"> PAGEREF _Toc100053 \h </w:instrText>
+            </w:r>
+            <w:r>
+              <w:fldChar w:fldCharType="separate"/>
+            </w:r>
+            <w:r>
+              <w:t>40</w:t>
+            </w:r>
+            <w:r>
+              <w:fldChar w:fldCharType="end"/>
+            </w:r>
+          </w:hyperlink>
+        </w:p>
+        <w:p>
+          <w:pPr>
+            <w:pStyle w:val="11"/>
+            <w:ind w:left="360"/>
+            <w:tabs>
+              <w:tab w:val="right" w:leader="dot" w:pos="9026"/>
+            </w:tabs>
+            <w:spacing w:before="120" w:after="60"/>
+          </w:pPr>
+          <w:hyperlink w:anchor="_Toc100054" w:history="1">
+            <w:r>
+              <w:rPr>
+                <w:rStyle w:val="Hyperlink"/>
+              </w:rPr>
+              <w:t>题7　A2A 有哪三种通信模式？各适合什么场景？</w:t>
+            </w:r>
+            <w:r>
+              <w:tab/>
+            </w:r>
+            <w:r>
+              <w:fldChar w:fldCharType="begin"/>
+            </w:r>
+            <w:r>
+              <w:instrText xml:space="preserve"> PAGEREF _Toc100054 \h </w:instrText>
+            </w:r>
+            <w:r>
+              <w:fldChar w:fldCharType="separate"/>
+            </w:r>
+            <w:r>
+              <w:t>41</w:t>
+            </w:r>
+            <w:r>
+              <w:fldChar w:fldCharType="end"/>
+            </w:r>
+          </w:hyperlink>
+        </w:p>
+        <w:p>
+          <w:pPr>
+            <w:pStyle w:val="11"/>
+            <w:ind w:left="360"/>
+            <w:tabs>
+              <w:tab w:val="right" w:leader="dot" w:pos="9026"/>
+            </w:tabs>
+            <w:spacing w:before="120" w:after="60"/>
+          </w:pPr>
+          <w:hyperlink w:anchor="_Toc100055" w:history="1">
+            <w:r>
+              <w:rPr>
+                <w:rStyle w:val="Hyperlink"/>
+              </w:rPr>
+              <w:t>题8　什么是 TTFE？为什么 Agent 前端必须做流式？</w:t>
+            </w:r>
+            <w:r>
+              <w:tab/>
+            </w:r>
+            <w:r>
+              <w:fldChar w:fldCharType="begin"/>
+            </w:r>
+            <w:r>
+              <w:instrText xml:space="preserve"> PAGEREF _Toc100055 \h </w:instrText>
+            </w:r>
+            <w:r>
+              <w:fldChar w:fldCharType="separate"/>
+            </w:r>
+            <w:r>
+              <w:t>41</w:t>
+            </w:r>
+            <w:r>
+              <w:fldChar w:fldCharType="end"/>
+            </w:r>
+          </w:hyperlink>
+        </w:p>
+        <w:p>
+          <w:pPr>
+            <w:pStyle w:val="11"/>
+            <w:ind w:left="360"/>
+            <w:tabs>
+              <w:tab w:val="right" w:leader="dot" w:pos="9026"/>
+            </w:tabs>
+            <w:spacing w:before="120" w:after="60"/>
+          </w:pPr>
+          <w:hyperlink w:anchor="_Toc100056" w:history="1">
+            <w:r>
+              <w:rPr>
+                <w:rStyle w:val="Hyperlink"/>
+              </w:rPr>
+              <w:t>题9　SSE 与 WebSocket 应如何选型？</w:t>
+            </w:r>
+            <w:r>
+              <w:tab/>
+            </w:r>
+            <w:r>
+              <w:fldChar w:fldCharType="begin"/>
+            </w:r>
+            <w:r>
+              <w:instrText xml:space="preserve"> PAGEREF _Toc100056 \h </w:instrText>
+            </w:r>
+            <w:r>
+              <w:fldChar w:fldCharType="separate"/>
+            </w:r>
+            <w:r>
+              <w:t>41</w:t>
+            </w:r>
+            <w:r>
+              <w:fldChar w:fldCharType="end"/>
+            </w:r>
+          </w:hyperlink>
+        </w:p>
+        <w:p>
+          <w:pPr>
+            <w:pStyle w:val="11"/>
+            <w:ind w:left="360"/>
+            <w:tabs>
+              <w:tab w:val="right" w:leader="dot" w:pos="9026"/>
+            </w:tabs>
+            <w:spacing w:before="120" w:after="60"/>
+          </w:pPr>
+          <w:hyperlink w:anchor="_Toc100057" w:history="1">
+            <w:r>
+              <w:rPr>
+                <w:rStyle w:val="Hyperlink"/>
+              </w:rPr>
+              <w:t>题10　Agent 式 UI 有哪些新元素？HITL 在前端如何落地？</w:t>
+            </w:r>
+            <w:r>
+              <w:tab/>
+            </w:r>
+            <w:r>
+              <w:fldChar w:fldCharType="begin"/>
+            </w:r>
+            <w:r>
+              <w:instrText xml:space="preserve"> PAGEREF _Toc100057 \h </w:instrText>
+            </w:r>
+            <w:r>
+              <w:fldChar w:fldCharType="separate"/>
+            </w:r>
+            <w:r>
+              <w:t>42</w:t>
+            </w:r>
+            <w:r>
+              <w:fldChar w:fldCharType="end"/>
+            </w:r>
+          </w:hyperlink>
+        </w:p>
+        <w:p>
+          <w:pPr>
+            <w:pStyle w:val="9"/>
+            <w:tabs>
+              <w:tab w:val="right" w:leader="dot" w:pos="9026"/>
+            </w:tabs>
+            <w:spacing w:before="120" w:after="60"/>
+          </w:pPr>
+          <w:hyperlink w:anchor="_Toc100058" w:history="1">
+            <w:r>
+              <w:rPr>
+                <w:rStyle w:val="Hyperlink"/>
+              </w:rPr>
               <w:t>下一卷预告</w:t>
             </w:r>
             <w:r>
@@ -2131,13 +2633,13 @@
               <w:fldChar w:fldCharType="begin"/>
             </w:r>
             <w:r>
-              <w:instrText xml:space="preserve"> PAGEREF _Toc100044 \h </w:instrText>
+              <w:instrText xml:space="preserve"> PAGEREF _Toc100058 \h </w:instrText>
             </w:r>
             <w:r>
               <w:fldChar w:fldCharType="separate"/>
             </w:r>
             <w:r>
-              <w:t>37</w:t>
+              <w:t>42</w:t>
             </w:r>
             <w:r>
               <w:fldChar w:fldCharType="end"/>
@@ -8206,104 +8708,326 @@
           <w:sz w:val="32"/>
           <w:szCs w:val="32"/>
         </w:rPr>
-        <w:t xml:space="preserve">思考与练习</w:t>
+        <w:t xml:space="preserve">本卷实战实验室</w:t>
       </w:r>
       <w:bookmarkEnd w:id="100043"/>
     </w:p>
     <w:p>
       <w:pPr>
-        <w:pStyle w:val="ListParagraph"/>
-        <w:numPr>
-          <w:ilvl w:val="0"/>
-          <w:numId w:val="2"/>
-        </w:numPr>
-        <w:spacing w:line="312"/>
-      </w:pPr>
-      <w:r>
-        <w:rPr>
-          <w:rFonts w:ascii="Calibri" w:eastAsia="Microsoft YaHei"/>
-          <w:color w:val="1A2B33"/>
-          <w:sz w:val="24"/>
-          <w:szCs w:val="24"/>
-        </w:rPr>
-        <w:t xml:space="preserve">1. 选型判断。给定一个企业内部“员工报销审批”场景：报销 Agent 需要调用 OCR 服务读取发票图像、调用预算系统校验额度、调用审批中心走人工审批。请用本卷学到的 A2A 与 MCP 分工知识，画出“哪些能力用 MCP、哪些用 A2A”，并说明理由。如果改用普通 REST API 实现，会有什么后果？</w:t>
-      </w:r>
-    </w:p>
-    <w:p>
-      <w:pPr>
-        <w:pStyle w:val="ListParagraph"/>
-        <w:numPr>
-          <w:ilvl w:val="0"/>
-          <w:numId w:val="2"/>
-        </w:numPr>
-        <w:spacing w:line="312"/>
-      </w:pPr>
-      <w:r>
-        <w:rPr>
-          <w:rFonts w:ascii="Calibri" w:eastAsia="Microsoft YaHei"/>
-          <w:color w:val="1A2B33"/>
-          <w:sz w:val="24"/>
-          <w:szCs w:val="24"/>
-        </w:rPr>
-        <w:t xml:space="preserve">2. 协议设计。假设你需要为团队设计一个 Agent Card。请列出至少八个字段（必填或推荐），并对每个字段说明“如果是空值或不填，调用方会遇到什么问题”。结合第二章给出的最小 Agent Card 示例做对照。</w:t>
-      </w:r>
-    </w:p>
-    <w:p>
-      <w:pPr>
-        <w:pStyle w:val="ListParagraph"/>
-        <w:numPr>
-          <w:ilvl w:val="0"/>
-          <w:numId w:val="2"/>
-        </w:numPr>
-        <w:spacing w:line="312"/>
-      </w:pPr>
-      <w:r>
-        <w:rPr>
-          <w:rFonts w:ascii="Calibri" w:eastAsia="Microsoft YaHei"/>
-          <w:color w:val="1A2B33"/>
-          <w:sz w:val="24"/>
-          <w:szCs w:val="24"/>
-        </w:rPr>
-        <w:t xml:space="preserve">3. 状态机解析。给定一个 Task 经历了“submitted → working → input_required → working → completed”的状态序列，请用第二章与第三章学到的概念回答：第一次进入 working 与第二次进入 working 在语义上有什么区别？客户端应该用什么不同的方式处理？</w:t>
-      </w:r>
-    </w:p>
-    <w:p>
-      <w:pPr>
-        <w:pStyle w:val="ListParagraph"/>
-        <w:numPr>
-          <w:ilvl w:val="0"/>
-          <w:numId w:val="2"/>
-        </w:numPr>
-        <w:spacing w:line="312"/>
-      </w:pPr>
-      <w:r>
-        <w:rPr>
-          <w:rFonts w:ascii="Calibri" w:eastAsia="Microsoft YaHei"/>
-          <w:color w:val="1A2B33"/>
-          <w:sz w:val="24"/>
-          <w:szCs w:val="24"/>
-        </w:rPr>
-        <w:t xml:space="preserve">4. 前端实现。用 Python 写一个 FastAPI 的 SSE 接口，要求每 100 毫秒推送一个字符，事件类型分别为 content（携带 delta）和 lifecycle（携带 phase: start/done）。再用 JavaScript 写一个 fetch + ReadableStream 客户端，要求支持 AbortController 主动取消。运行后用浏览器开发者工具观察首字符出现的延迟。</w:t>
-      </w:r>
-    </w:p>
-    <w:p>
-      <w:pPr>
-        <w:pStyle w:val="ListParagraph"/>
-        <w:numPr>
-          <w:ilvl w:val="0"/>
-          <w:numId w:val="2"/>
-        </w:numPr>
-        <w:spacing w:line="312"/>
-      </w:pPr>
-      <w:r>
-        <w:rPr>
-          <w:rFonts w:ascii="Calibri" w:eastAsia="Microsoft YaHei"/>
-          <w:color w:val="1A2B33"/>
-          <w:sz w:val="24"/>
-          <w:szCs w:val="24"/>
-        </w:rPr>
-        <w:t xml:space="preserve">5. 工程权衡。某 ToB Agent 产品初期用 SSE，团队最近收到客户投诉“多人协作时鼠标位置同步有 200 毫秒延迟”。请用本卷学到的协议选型知识判断：应该升级到 WebSocket，还是通过优化 SSE 解决？请给出至少三条判断依据与一套具体的改造方案要点。</w:t>
-      </w:r>
+        <w:spacing w:line="312"/>
+        <w:ind w:firstLine="480"/>
+        <w:jc w:val="both"/>
+      </w:pPr>
+      <w:r>
+        <w:rPr>
+          <w:rFonts w:ascii="Calibri" w:eastAsia="Microsoft YaHei"/>
+          <w:color w:val="1A2B33"/>
+          <w:sz w:val="24"/>
+          <w:szCs w:val="24"/>
+        </w:rPr>
+        <w:t xml:space="preserve">本卷实验：亲手把"打字机效果"做出来，并测出关键指标 TTFE。总耗时约 60 分钟；需要 pip install fastapi uvicorn。</w:t>
+      </w:r>
+    </w:p>
+    <w:p>
+      <w:pPr>
+        <w:pStyle w:val="Heading2"/>
+        <w:keepNext/>
+        <w:spacing w:after="140" w:before="280" w:line="360" w:lineRule="atLeast"/>
+      </w:pPr>
+      <w:bookmarkStart w:id="100044" w:name="_Toc100044"/>
+      <w:r>
+        <w:rPr>
+          <w:rFonts w:ascii="Calibri" w:eastAsia="SimHei"/>
+          <w:b/>
+          <w:bCs/>
+          <w:color w:val="1B4A5C"/>
+          <w:sz w:val="28"/>
+          <w:szCs w:val="28"/>
+        </w:rPr>
+        <w:t xml:space="preserve">实验 1：SSE 流式服务 + 最简前端（40 分钟）</w:t>
+      </w:r>
+      <w:bookmarkEnd w:id="100044"/>
+    </w:p>
+    <w:p>
+      <w:pPr>
+        <w:spacing w:line="312"/>
+        <w:ind w:firstLine="480"/>
+        <w:jc w:val="both"/>
+      </w:pPr>
+      <w:r>
+        <w:rPr>
+          <w:rFonts w:ascii="Calibri" w:eastAsia="Microsoft YaHei"/>
+          <w:color w:val="1A2B33"/>
+          <w:sz w:val="24"/>
+          <w:szCs w:val="24"/>
+        </w:rPr>
+        <w:t xml:space="preserve">以 §4.3 代码为骨架：FastAPI 逐词推送，前端用 15 行 HTML（EventSource）展示。验收标准：浏览器里文字逐个蹦出；打开 DevTools 的 Network 面板找到那条 eventsource 长连接，数一数 data 帧的数量——每帧就是一个 token（§4.2）。</w:t>
+      </w:r>
+    </w:p>
+    <w:p>
+      <w:pPr>
+        <w:pStyle w:val="Heading2"/>
+        <w:keepNext/>
+        <w:spacing w:after="140" w:before="280" w:line="360" w:lineRule="atLeast"/>
+      </w:pPr>
+      <w:bookmarkStart w:id="100045" w:name="_Toc100045"/>
+      <w:r>
+        <w:rPr>
+          <w:rFonts w:ascii="Calibri" w:eastAsia="SimHei"/>
+          <w:b/>
+          <w:bCs/>
+          <w:color w:val="1B4A5C"/>
+          <w:sz w:val="28"/>
+          <w:szCs w:val="28"/>
+        </w:rPr>
+        <w:t xml:space="preserve">实验 2：测出 TTFE 并做一次优化（20 分钟）</w:t>
+      </w:r>
+      <w:bookmarkEnd w:id="100045"/>
+    </w:p>
+    <w:p>
+      <w:pPr>
+        <w:pBdr>
+          <w:left w:val="single" w:color="8FA6AD" w:sz="10" w:space="8"/>
+        </w:pBdr>
+        <w:shd w:fill="F4F6F7" w:val="clear"/>
+        <w:spacing w:after="0" w:before="0" w:line="276" w:lineRule="atLeast"/>
+        <w:ind w:left="240"/>
+        <w:jc w:val="left"/>
+      </w:pPr>
+      <w:r>
+        <w:rPr>
+          <w:rFonts w:ascii="Courier New" w:cs="Courier New" w:eastAsia="Microsoft YaHei" w:hAnsi="Courier New"/>
+          <w:color w:val="24343C"/>
+          <w:sz w:val="18"/>
+          <w:szCs w:val="18"/>
+        </w:rPr>
+        <w:t xml:space="preserve">t0 = time.time()</w:t>
+      </w:r>
+    </w:p>
+    <w:p>
+      <w:pPr>
+        <w:pBdr>
+          <w:left w:val="single" w:color="8FA6AD" w:sz="10" w:space="8"/>
+        </w:pBdr>
+        <w:shd w:fill="F4F6F7" w:val="clear"/>
+        <w:spacing w:after="0" w:before="0" w:line="276" w:lineRule="atLeast"/>
+        <w:ind w:left="240"/>
+        <w:jc w:val="left"/>
+      </w:pPr>
+      <w:r>
+        <w:rPr>
+          <w:rFonts w:ascii="Courier New" w:cs="Courier New" w:eastAsia="Microsoft YaHei" w:hAnsi="Courier New"/>
+          <w:color w:val="24343C"/>
+          <w:sz w:val="18"/>
+          <w:szCs w:val="18"/>
+        </w:rPr>
+        <w:t xml:space="preserve">yield f"data: {json.dumps({'t': 'start'})}\n\n"</w:t>
+      </w:r>
+    </w:p>
+    <w:p>
+      <w:pPr>
+        <w:pBdr>
+          <w:left w:val="single" w:color="8FA6AD" w:sz="10" w:space="8"/>
+        </w:pBdr>
+        <w:shd w:fill="F4F6F7" w:val="clear"/>
+        <w:spacing w:after="0" w:before="0" w:line="276" w:lineRule="atLeast"/>
+        <w:ind w:left="240"/>
+        <w:jc w:val="left"/>
+      </w:pPr>
+      <w:r>
+        <w:rPr>
+          <w:rFonts w:ascii="Courier New" w:cs="Courier New" w:eastAsia="Microsoft YaHei" w:hAnsi="Courier New"/>
+          <w:color w:val="24343C"/>
+          <w:sz w:val="18"/>
+          <w:szCs w:val="18"/>
+        </w:rPr>
+        <w:t xml:space="preserve">first = None</w:t>
+      </w:r>
+    </w:p>
+    <w:p>
+      <w:pPr>
+        <w:pBdr>
+          <w:left w:val="single" w:color="8FA6AD" w:sz="10" w:space="8"/>
+        </w:pBdr>
+        <w:shd w:fill="F4F6F7" w:val="clear"/>
+        <w:spacing w:after="0" w:before="0" w:line="276" w:lineRule="atLeast"/>
+        <w:ind w:left="240"/>
+        <w:jc w:val="left"/>
+      </w:pPr>
+      <w:r>
+        <w:rPr>
+          <w:rFonts w:ascii="Courier New" w:cs="Courier New" w:eastAsia="Microsoft YaHei" w:hAnsi="Courier New"/>
+          <w:color w:val="24343C"/>
+          <w:sz w:val="18"/>
+          <w:szCs w:val="18"/>
+        </w:rPr>
+        <w:t xml:space="preserve">for chunk in llm_stream():</w:t>
+      </w:r>
+    </w:p>
+    <w:p>
+      <w:pPr>
+        <w:pBdr>
+          <w:left w:val="single" w:color="8FA6AD" w:sz="10" w:space="8"/>
+        </w:pBdr>
+        <w:shd w:fill="F4F6F7" w:val="clear"/>
+        <w:spacing w:after="0" w:before="0" w:line="276" w:lineRule="atLeast"/>
+        <w:ind w:left="240"/>
+        <w:jc w:val="left"/>
+      </w:pPr>
+      <w:r>
+        <w:rPr>
+          <w:rFonts w:ascii="Courier New" w:cs="Courier New" w:eastAsia="Microsoft YaHei" w:hAnsi="Courier New"/>
+          <w:color w:val="24343C"/>
+          <w:sz w:val="18"/>
+          <w:szCs w:val="18"/>
+        </w:rPr>
+        <w:t xml:space="preserve">    if first is None:</w:t>
+      </w:r>
+    </w:p>
+    <w:p>
+      <w:pPr>
+        <w:pBdr>
+          <w:left w:val="single" w:color="8FA6AD" w:sz="10" w:space="8"/>
+        </w:pBdr>
+        <w:shd w:fill="F4F6F7" w:val="clear"/>
+        <w:spacing w:after="0" w:before="0" w:line="276" w:lineRule="atLeast"/>
+        <w:ind w:left="240"/>
+        <w:jc w:val="left"/>
+      </w:pPr>
+      <w:r>
+        <w:rPr>
+          <w:rFonts w:ascii="Courier New" w:cs="Courier New" w:eastAsia="Microsoft YaHei" w:hAnsi="Courier New"/>
+          <w:color w:val="24343C"/>
+          <w:sz w:val="18"/>
+          <w:szCs w:val="18"/>
+        </w:rPr>
+        <w:t xml:space="preserve">        first = time.time()</w:t>
+      </w:r>
+    </w:p>
+    <w:p>
+      <w:pPr>
+        <w:pBdr>
+          <w:left w:val="single" w:color="8FA6AD" w:sz="10" w:space="8"/>
+        </w:pBdr>
+        <w:shd w:fill="F4F6F7" w:val="clear"/>
+        <w:spacing w:after="0" w:before="0" w:line="276" w:lineRule="atLeast"/>
+        <w:ind w:left="240"/>
+        <w:jc w:val="left"/>
+      </w:pPr>
+      <w:r>
+        <w:rPr>
+          <w:rFonts w:ascii="Courier New" w:cs="Courier New" w:eastAsia="Microsoft YaHei" w:hAnsi="Courier New"/>
+          <w:color w:val="24343C"/>
+          <w:sz w:val="18"/>
+          <w:szCs w:val="18"/>
+        </w:rPr>
+        <w:t xml:space="preserve">        print(f"TTFE = {first - t0:.0f}ms")     # 用户看到第一个字</w:t>
+      </w:r>
+    </w:p>
+    <w:p>
+      <w:pPr>
+        <w:pBdr>
+          <w:left w:val="single" w:color="8FA6AD" w:sz="10" w:space="8"/>
+        </w:pBdr>
+        <w:shd w:fill="F4F6F7" w:val="clear"/>
+        <w:spacing w:after="0" w:before="0" w:line="276" w:lineRule="atLeast"/>
+        <w:ind w:left="240"/>
+        <w:jc w:val="left"/>
+      </w:pPr>
+      <w:r>
+        <w:rPr>
+          <w:rFonts w:ascii="Courier New" w:cs="Courier New" w:eastAsia="Microsoft YaHei" w:hAnsi="Courier New"/>
+          <w:color w:val="24343C"/>
+          <w:sz w:val="18"/>
+          <w:szCs w:val="18"/>
+        </w:rPr>
+        <w:t xml:space="preserve">    yield f"data: {json.dumps({'t': 'delta', 'v': chunk})}\n\n"</w:t>
+      </w:r>
+    </w:p>
+    <w:p>
+      <w:pPr>
+        <w:spacing w:line="312"/>
+        <w:ind w:firstLine="480"/>
+        <w:jc w:val="both"/>
+      </w:pPr>
+      <w:r>
+        <w:rPr>
+          <w:rFonts w:ascii="Calibri" w:eastAsia="Microsoft YaHei"/>
+          <w:color w:val="1A2B33"/>
+          <w:sz w:val="24"/>
+          <w:szCs w:val="24"/>
+        </w:rPr>
+        <w:t xml:space="preserve">验收标准：得到你环境里的 TTFE 数字；再做一个优化实验——把系统提示词固定为常量并启用上游前缀缓存（卷05 §6.5），对比 TTFE 变化。验收：TTFE 至少改善 20%，并能解释原因。</w:t>
+      </w:r>
+    </w:p>
+    <w:tbl>
+      <w:tblPr>
+        <w:tblW w:type="dxa" w:w="8788"/>
+        <w:tblBorders>
+          <w:top w:val="single" w:color="C8DDE2" w:sz="4"/>
+          <w:left w:val="single" w:color="1B6B7A" w:sz="32"/>
+          <w:bottom w:val="single" w:color="C8DDE2" w:sz="4"/>
+          <w:right w:val="single" w:color="C8DDE2" w:sz="4"/>
+          <w:insideH w:val="none" w:color="FFFFFF" w:sz="0"/>
+          <w:insideV w:val="none" w:color="FFFFFF" w:sz="0"/>
+        </w:tblBorders>
+        <w:tblLayout w:type="fixed"/>
+      </w:tblPr>
+      <w:tblGrid>
+        <w:gridCol w:w="8788"/>
+      </w:tblGrid>
+      <w:tr>
+        <w:trPr>
+          <w:cantSplit/>
+        </w:trPr>
+        <w:tc>
+          <w:tcPr>
+            <w:shd w:fill="EEF5F7" w:val="clear"/>
+            <w:tcMar>
+              <w:top w:type="dxa" w:w="160"/>
+              <w:left w:type="dxa" w:w="240"/>
+              <w:bottom w:type="dxa" w:w="160"/>
+              <w:right w:type="dxa" w:w="200"/>
+            </w:tcMar>
+          </w:tcPr>
+          <w:p>
+            <w:pPr>
+              <w:spacing w:after="80" w:line="312"/>
+            </w:pPr>
+            <w:r>
+              <w:rPr>
+                <w:rFonts w:ascii="Calibri" w:eastAsia="SimHei"/>
+                <w:b/>
+                <w:bCs/>
+                <w:color w:val="1B6B7A"/>
+                <w:sz w:val="22"/>
+                <w:szCs w:val="22"/>
+              </w:rPr>
+              <w:t xml:space="preserve">◆ 常见翻车</w:t>
+            </w:r>
+          </w:p>
+          <w:p>
+            <w:pPr>
+              <w:spacing w:line="312"/>
+              <w:jc w:val="both"/>
+            </w:pPr>
+            <w:r>
+              <w:rPr>
+                <w:rFonts w:ascii="Calibri" w:eastAsia="Microsoft YaHei"/>
+                <w:color w:val="1A2B33"/>
+                <w:sz w:val="22"/>
+                <w:szCs w:val="22"/>
+              </w:rPr>
+              <w:t xml:space="preserve">Nginx 默认缓冲会"攒一批再发"，前端看起来仍是整段蹦出——关掉 proxy_buffering（§6.10）；EventSource 只支持 GET，POST 场景用 fetch + ReadableStream（§4.4）。</w:t>
+            </w:r>
+          </w:p>
+        </w:tc>
+      </w:tr>
+    </w:tbl>
+    <w:p>
+      <w:pPr>
+        <w:spacing w:after="100"/>
+      </w:pPr>
     </w:p>
     <w:p>
       <w:pPr>
@@ -8311,7 +9035,7 @@
         <w:keepNext/>
         <w:spacing w:after="200" w:before="360" w:line="400" w:lineRule="atLeast"/>
       </w:pPr>
-      <w:bookmarkStart w:id="100044" w:name="_Toc100044"/>
+      <w:bookmarkStart w:id="100046" w:name="_Toc100046"/>
       <w:r>
         <w:rPr>
           <w:rFonts w:ascii="Calibri" w:eastAsia="SimHei"/>
@@ -8321,9 +9045,634 @@
           <w:sz w:val="32"/>
           <w:szCs w:val="32"/>
         </w:rPr>
+        <w:t xml:space="preserve">思考与练习</w:t>
+      </w:r>
+      <w:bookmarkEnd w:id="100046"/>
+    </w:p>
+    <w:p>
+      <w:pPr>
+        <w:pStyle w:val="ListParagraph"/>
+        <w:numPr>
+          <w:ilvl w:val="0"/>
+          <w:numId w:val="2"/>
+        </w:numPr>
+        <w:spacing w:line="312"/>
+      </w:pPr>
+      <w:r>
+        <w:rPr>
+          <w:rFonts w:ascii="Calibri" w:eastAsia="Microsoft YaHei"/>
+          <w:color w:val="1A2B33"/>
+          <w:sz w:val="24"/>
+          <w:szCs w:val="24"/>
+        </w:rPr>
+        <w:t xml:space="preserve">1. 选型判断。给定一个企业内部“员工报销审批”场景：报销 Agent 需要调用 OCR 服务读取发票图像、调用预算系统校验额度、调用审批中心走人工审批。请用本卷学到的 A2A 与 MCP 分工知识，画出“哪些能力用 MCP、哪些用 A2A”，并说明理由。如果改用普通 REST API 实现，会有什么后果？</w:t>
+      </w:r>
+    </w:p>
+    <w:p>
+      <w:pPr>
+        <w:pStyle w:val="ListParagraph"/>
+        <w:numPr>
+          <w:ilvl w:val="0"/>
+          <w:numId w:val="2"/>
+        </w:numPr>
+        <w:spacing w:line="312"/>
+      </w:pPr>
+      <w:r>
+        <w:rPr>
+          <w:rFonts w:ascii="Calibri" w:eastAsia="Microsoft YaHei"/>
+          <w:color w:val="1A2B33"/>
+          <w:sz w:val="24"/>
+          <w:szCs w:val="24"/>
+        </w:rPr>
+        <w:t xml:space="preserve">2. 协议设计。假设你需要为团队设计一个 Agent Card。请列出至少八个字段（必填或推荐），并对每个字段说明“如果是空值或不填，调用方会遇到什么问题”。结合第二章给出的最小 Agent Card 示例做对照。</w:t>
+      </w:r>
+    </w:p>
+    <w:p>
+      <w:pPr>
+        <w:pStyle w:val="ListParagraph"/>
+        <w:numPr>
+          <w:ilvl w:val="0"/>
+          <w:numId w:val="2"/>
+        </w:numPr>
+        <w:spacing w:line="312"/>
+      </w:pPr>
+      <w:r>
+        <w:rPr>
+          <w:rFonts w:ascii="Calibri" w:eastAsia="Microsoft YaHei"/>
+          <w:color w:val="1A2B33"/>
+          <w:sz w:val="24"/>
+          <w:szCs w:val="24"/>
+        </w:rPr>
+        <w:t xml:space="preserve">3. 状态机解析。给定一个 Task 经历了“submitted → working → input_required → working → completed”的状态序列，请用第二章与第三章学到的概念回答：第一次进入 working 与第二次进入 working 在语义上有什么区别？客户端应该用什么不同的方式处理？</w:t>
+      </w:r>
+    </w:p>
+    <w:p>
+      <w:pPr>
+        <w:pStyle w:val="ListParagraph"/>
+        <w:numPr>
+          <w:ilvl w:val="0"/>
+          <w:numId w:val="2"/>
+        </w:numPr>
+        <w:spacing w:line="312"/>
+      </w:pPr>
+      <w:r>
+        <w:rPr>
+          <w:rFonts w:ascii="Calibri" w:eastAsia="Microsoft YaHei"/>
+          <w:color w:val="1A2B33"/>
+          <w:sz w:val="24"/>
+          <w:szCs w:val="24"/>
+        </w:rPr>
+        <w:t xml:space="preserve">4. 前端实现。用 Python 写一个 FastAPI 的 SSE 接口，要求每 100 毫秒推送一个字符，事件类型分别为 content（携带 delta）和 lifecycle（携带 phase: start/done）。再用 JavaScript 写一个 fetch + ReadableStream 客户端，要求支持 AbortController 主动取消。运行后用浏览器开发者工具观察首字符出现的延迟。</w:t>
+      </w:r>
+    </w:p>
+    <w:p>
+      <w:pPr>
+        <w:pStyle w:val="ListParagraph"/>
+        <w:numPr>
+          <w:ilvl w:val="0"/>
+          <w:numId w:val="2"/>
+        </w:numPr>
+        <w:spacing w:line="312"/>
+      </w:pPr>
+      <w:r>
+        <w:rPr>
+          <w:rFonts w:ascii="Calibri" w:eastAsia="Microsoft YaHei"/>
+          <w:color w:val="1A2B33"/>
+          <w:sz w:val="24"/>
+          <w:szCs w:val="24"/>
+        </w:rPr>
+        <w:t xml:space="preserve">5. 工程权衡。某 ToB Agent 产品初期用 SSE，团队最近收到客户投诉“多人协作时鼠标位置同步有 200 毫秒延迟”。请用本卷学到的协议选型知识判断：应该升级到 WebSocket，还是通过优化 SSE 解决？请给出至少三条判断依据与一套具体的改造方案要点。</w:t>
+      </w:r>
+    </w:p>
+    <w:p>
+      <w:pPr>
+        <w:pStyle w:val="Heading1"/>
+        <w:keepNext/>
+        <w:spacing w:after="200" w:before="360" w:line="400" w:lineRule="atLeast"/>
+      </w:pPr>
+      <w:bookmarkStart w:id="100047" w:name="_Toc100047"/>
+      <w:r>
+        <w:rPr>
+          <w:rFonts w:ascii="Calibri" w:eastAsia="SimHei"/>
+          <w:b/>
+          <w:bCs/>
+          <w:color w:val="16324A"/>
+          <w:sz w:val="32"/>
+          <w:szCs w:val="32"/>
+        </w:rPr>
+        <w:t xml:space="preserve">面试题精选（附参考答案）</w:t>
+      </w:r>
+      <w:bookmarkEnd w:id="100047"/>
+    </w:p>
+    <w:p>
+      <w:pPr>
+        <w:spacing w:line="312"/>
+        <w:ind w:firstLine="480"/>
+        <w:jc w:val="both"/>
+      </w:pPr>
+      <w:r>
+        <w:rPr>
+          <w:rFonts w:ascii="Calibri" w:eastAsia="Microsoft YaHei"/>
+          <w:color w:val="1A2B33"/>
+          <w:sz w:val="24"/>
+          <w:szCs w:val="24"/>
+        </w:rPr>
+        <w:t xml:space="preserve">本节题目主要改编自配套面试题集《A2A 协议经典面试题 40 道》，均可在本卷正文中找到对应章节，并依据本卷内容补充新编了前端流式交互方向的 3 道题（题8至题10），用于面试准备与知识自测。答案均为要点式压缩，保留关键数据、术语与结论；建议先自行作答，再对照参考答案查漏补缺。</w:t>
+      </w:r>
+    </w:p>
+    <w:p>
+      <w:pPr>
+        <w:pStyle w:val="Heading2"/>
+        <w:keepNext/>
+        <w:spacing w:after="140" w:before="280" w:line="360" w:lineRule="atLeast"/>
+      </w:pPr>
+      <w:bookmarkStart w:id="100048" w:name="_Toc100048"/>
+      <w:r>
+        <w:rPr>
+          <w:rFonts w:ascii="Calibri" w:eastAsia="SimHei"/>
+          <w:b/>
+          <w:bCs/>
+          <w:color w:val="1B4A5C"/>
+          <w:sz w:val="28"/>
+          <w:szCs w:val="28"/>
+        </w:rPr>
+        <w:t xml:space="preserve">题1　什么是 A2A 协议？它解决的核心问题是什么？</w:t>
+      </w:r>
+      <w:bookmarkEnd w:id="100048"/>
+    </w:p>
+    <w:p>
+      <w:pPr>
+        <w:spacing w:line="312"/>
+        <w:ind w:firstLine="480"/>
+        <w:jc w:val="both"/>
+      </w:pPr>
+      <w:r>
+        <w:rPr>
+          <w:rFonts w:ascii="Calibri" w:eastAsia="Microsoft YaHei"/>
+          <w:color w:val="1A2B33"/>
+          <w:sz w:val="24"/>
+          <w:szCs w:val="24"/>
+        </w:rPr>
+        <w:t xml:space="preserve">A2A（Agent2Agent）是 Google 于 2025 年 6 月发布、随后捐赠给 Linux 基金会的 Agent 间协作开放协议，让不同框架、不同厂商、不同语言实现的 Agent 能够标准化地互相发现、通信与协作。它解决的核心问题是：当多个专业 Agent 需要跨团队、跨系统协作时（如旅行规划涉及汇率换算、交通、酒店、签证、预算五个能力），点对点自定义接口会织成一张难以维护的集成网，每个 Agent 还被迫重复实现对方的能力。A2A 提供一套公共协作语言：用 Agent Card 介绍能力、用 Message 发送消息、用 Task 跟踪任务、用 Artifact 交付结果。一句话总结：A2A 不是让所有 Agent 变成同一种 Agent，而是让不同实现的 Agent 用共同语言协作，即稳定协作边界（见本卷 1.1、1.2 节）。</w:t>
+      </w:r>
+    </w:p>
+    <w:p>
+      <w:pPr>
+        <w:pStyle w:val="ListParagraph"/>
+        <w:numPr>
+          <w:ilvl w:val="0"/>
+          <w:numId w:val="1"/>
+        </w:numPr>
+        <w:spacing w:line="312"/>
+      </w:pPr>
+      <w:r>
+        <w:rPr>
+          <w:rFonts w:ascii="Calibri" w:eastAsia="Microsoft YaHei"/>
+          <w:color w:val="1A2B33"/>
+          <w:sz w:val="24"/>
+          <w:szCs w:val="24"/>
+        </w:rPr>
+        <w:t xml:space="preserve">设计目标五关键词：互操作、黑盒协作、异步优先、可发现、企业可用；A2A 复用 HTTP、JSON-RPC、SSE、OAuth 2.0 等现有基础设施，而不另发明一套。</w:t>
+      </w:r>
+    </w:p>
+    <w:p>
+      <w:pPr>
+        <w:pStyle w:val="Heading2"/>
+        <w:keepNext/>
+        <w:spacing w:after="140" w:before="280" w:line="360" w:lineRule="atLeast"/>
+      </w:pPr>
+      <w:bookmarkStart w:id="100049" w:name="_Toc100049"/>
+      <w:r>
+        <w:rPr>
+          <w:rFonts w:ascii="Calibri" w:eastAsia="SimHei"/>
+          <w:b/>
+          <w:bCs/>
+          <w:color w:val="1B4A5C"/>
+          <w:sz w:val="28"/>
+          <w:szCs w:val="28"/>
+        </w:rPr>
+        <w:t xml:space="preserve">题2　A2A 与普通 REST API 的本质区别是什么？</w:t>
+      </w:r>
+      <w:bookmarkEnd w:id="100049"/>
+    </w:p>
+    <w:p>
+      <w:pPr>
+        <w:spacing w:line="312"/>
+        <w:ind w:firstLine="480"/>
+        <w:jc w:val="both"/>
+      </w:pPr>
+      <w:r>
+        <w:rPr>
+          <w:rFonts w:ascii="Calibri" w:eastAsia="Microsoft YaHei"/>
+          <w:color w:val="1A2B33"/>
+          <w:sz w:val="24"/>
+          <w:szCs w:val="24"/>
+        </w:rPr>
+        <w:t xml:space="preserve">REST 围绕资源设计，响应时间可预期、操作幂等；A2A 的核心问题不是查询资源，而是让一个 Agent 参与一次可能跨多轮、跨多个事件的协作任务。由此带来三个设计后果：需要可独立于 HTTP 连接持续跟踪的 Task 对象；Message 与 Artifact 要承载文本、文件、结构化数据等多模态内容；需要支持流式与推送，客户端不必一直保持连接。选型上，响应以数十毫秒计、行为完全可预测的接口仍首选 REST；响应以分钟计、依赖历史上下文的 Agent 协作才值得用 A2A，把两者混为一谈会造成过度设计（见本卷 1.3 节）。</w:t>
+      </w:r>
+    </w:p>
+    <w:p>
+      <w:pPr>
+        <w:pStyle w:val="ListParagraph"/>
+        <w:numPr>
+          <w:ilvl w:val="0"/>
+          <w:numId w:val="1"/>
+        </w:numPr>
+        <w:spacing w:line="312"/>
+      </w:pPr>
+      <w:r>
+        <w:rPr>
+          <w:rFonts w:ascii="Calibri" w:eastAsia="Microsoft YaHei"/>
+          <w:color w:val="1A2B33"/>
+          <w:sz w:val="24"/>
+          <w:szCs w:val="24"/>
+        </w:rPr>
+        <w:t xml:space="preserve">判断是否引入 A2A 的三问：双方边界是否频繁变化、是否真的存在不同实现、任务是否被多个上游独立调用；三问皆偏向是时，A2A 才显著优于直接函数调用（见本卷 1.4 节）。</w:t>
+      </w:r>
+    </w:p>
+    <w:p>
+      <w:pPr>
+        <w:pStyle w:val="Heading2"/>
+        <w:keepNext/>
+        <w:spacing w:after="140" w:before="280" w:line="360" w:lineRule="atLeast"/>
+      </w:pPr>
+      <w:bookmarkStart w:id="100050" w:name="_Toc100050"/>
+      <w:r>
+        <w:rPr>
+          <w:rFonts w:ascii="Calibri" w:eastAsia="SimHei"/>
+          <w:b/>
+          <w:bCs/>
+          <w:color w:val="1B4A5C"/>
+          <w:sz w:val="28"/>
+          <w:szCs w:val="28"/>
+        </w:rPr>
+        <w:t xml:space="preserve">题3　A2A 与 MCP 的核心区别是什么？如何组合使用？</w:t>
+      </w:r>
+      <w:bookmarkEnd w:id="100050"/>
+    </w:p>
+    <w:p>
+      <w:pPr>
+        <w:spacing w:line="312"/>
+        <w:ind w:firstLine="480"/>
+        <w:jc w:val="both"/>
+      </w:pPr>
+      <w:r>
+        <w:rPr>
+          <w:rFonts w:ascii="Calibri" w:eastAsia="Microsoft YaHei"/>
+          <w:color w:val="1A2B33"/>
+          <w:sz w:val="24"/>
+          <w:szCs w:val="24"/>
+        </w:rPr>
+        <w:t xml:space="preserve">MCP 关注 Agent 如何使用外部能力，核心对象是 Tool、Resource、Prompt，通常假设调用方了解工具 schema 并能同步等待结果；A2A 关注 Agent 如何与另一个有自主能力的 Agent 协作，核心对象是 Agent Card、Task、Message、Artifact，追求异步任务状态可追踪、内容可分块、上下文可延续，并刻意隐藏对方内部实现。比喻：MCP 是维修厂的工具箱，A2A 是维修厂里各怀绝技的专家同事——接待 Agent 查价格 API 是用 MCP，把故障判断交给维修 Agent 是用 A2A。两者是互补的三层（工具用函数、MCP 用资源、Agent 用 A2A），应组合而非二选一：对外用 A2A 接收协作任务，对内用 MCP 接入工具与数据，一个 Agent 既是 A2A 服务提供者，又是 MCP 工具消费者（见本卷 1.1、1.5 节）。</w:t>
+      </w:r>
+    </w:p>
+    <w:p>
+      <w:pPr>
+        <w:pStyle w:val="Heading2"/>
+        <w:keepNext/>
+        <w:spacing w:after="140" w:before="280" w:line="360" w:lineRule="atLeast"/>
+      </w:pPr>
+      <w:bookmarkStart w:id="100051" w:name="_Toc100051"/>
+      <w:r>
+        <w:rPr>
+          <w:rFonts w:ascii="Calibri" w:eastAsia="SimHei"/>
+          <w:b/>
+          <w:bCs/>
+          <w:color w:val="1B4A5C"/>
+          <w:sz w:val="28"/>
+          <w:szCs w:val="28"/>
+        </w:rPr>
+        <w:t xml:space="preserve">题4　Agent Card 是什么？包含哪些关键字段？</w:t>
+      </w:r>
+      <w:bookmarkEnd w:id="100051"/>
+    </w:p>
+    <w:p>
+      <w:pPr>
+        <w:spacing w:line="312"/>
+        <w:ind w:firstLine="480"/>
+        <w:jc w:val="both"/>
+      </w:pPr>
+      <w:r>
+        <w:rPr>
+          <w:rFonts w:ascii="Calibri" w:eastAsia="Microsoft YaHei"/>
+          <w:color w:val="1A2B33"/>
+          <w:sz w:val="24"/>
+          <w:szCs w:val="24"/>
+        </w:rPr>
+        <w:t xml:space="preserve">Agent Card 是描述 Agent 身份、能力、接口与认证方案的标准化名片，发布在标准化发现地址（如域名下的 .well-known/agent-card.json），客户端首次通信前拉取并缓存。最小字段包括：name、description、url（服务入口）、protocolVersion（客户端应做兼容性校验）、preferredTransport、capabilities（声明是否支持 streaming、pushNotifications、extensions 等能力）、skills（每条技能含 id、name、description、inputModes、outputModes 五个属性）、securitySchemes（API Key、OAuth 2.0、OIDC 或 mTLS）。工程价值是把调用方式也纳入能力描述：客户端可先查 capabilities.streaming 决定是否用 message/stream，先查 securitySchemes 决定如何注入凭证。它是运行前合同，且不是静态文档，应设置缓存过期时间，并在版本不兼容或认证失败时主动重新获取（见本卷 2.1 节）。</w:t>
+      </w:r>
+    </w:p>
+    <w:p>
+      <w:pPr>
+        <w:pStyle w:val="Heading2"/>
+        <w:keepNext/>
+        <w:spacing w:after="140" w:before="280" w:line="360" w:lineRule="atLeast"/>
+      </w:pPr>
+      <w:bookmarkStart w:id="100052" w:name="_Toc100052"/>
+      <w:r>
+        <w:rPr>
+          <w:rFonts w:ascii="Calibri" w:eastAsia="SimHei"/>
+          <w:b/>
+          <w:bCs/>
+          <w:color w:val="1B4A5C"/>
+          <w:sz w:val="28"/>
+          <w:szCs w:val="28"/>
+        </w:rPr>
+        <w:t xml:space="preserve">题5　A2A 四大核心对象的职责与关系是什么？</w:t>
+      </w:r>
+      <w:bookmarkEnd w:id="100052"/>
+    </w:p>
+    <w:p>
+      <w:pPr>
+        <w:spacing w:line="312"/>
+        <w:ind w:firstLine="480"/>
+        <w:jc w:val="both"/>
+      </w:pPr>
+      <w:r>
+        <w:rPr>
+          <w:rFonts w:ascii="Calibri" w:eastAsia="Microsoft YaHei"/>
+          <w:color w:val="1A2B33"/>
+          <w:sz w:val="24"/>
+          <w:szCs w:val="24"/>
+        </w:rPr>
+        <w:t xml:space="preserve">四个对象各司其职：Agent Card 说明我是谁、能做什么、如何找到我；Message 负责说什么，其内容由一个或多个 Part 组成，Part 支持 text（文本）、raw（Base64 字节）、url（外部资源地址）、data（结构化 JSON）四种形态；Task 负责进行到哪一步，是可能跨多轮消息的执行单元，包含任务 ID、上下文 ID、当前状态、状态消息、产物列表和元数据；Artifact 负责交付什么，是执行过程中产生、供调用方消费的结果。一次任务的典型生命周期是：输入 Message，经过多次中间消息与状态更新，最终产出 Artifact。Artifact 与 Message 的关键区别在持久化语义：应把 Artifact 当作只读数据集，发布后不再修改，下游更新一律通过追加新 Artifact 实现，让多 Agent 协作的版本管理可控（见本卷 2.2 至 2.4 节）。</w:t>
+      </w:r>
+    </w:p>
+    <w:p>
+      <w:pPr>
+        <w:pStyle w:val="Heading2"/>
+        <w:keepNext/>
+        <w:spacing w:after="140" w:before="280" w:line="360" w:lineRule="atLeast"/>
+      </w:pPr>
+      <w:bookmarkStart w:id="100053" w:name="_Toc100053"/>
+      <w:r>
+        <w:rPr>
+          <w:rFonts w:ascii="Calibri" w:eastAsia="SimHei"/>
+          <w:b/>
+          <w:bCs/>
+          <w:color w:val="1B4A5C"/>
+          <w:sz w:val="28"/>
+          <w:szCs w:val="28"/>
+        </w:rPr>
+        <w:t xml:space="preserve">题6　Task 状态机包含哪些状态？终态与暂停态如何区分？</w:t>
+      </w:r>
+      <w:bookmarkEnd w:id="100053"/>
+    </w:p>
+    <w:p>
+      <w:pPr>
+        <w:spacing w:line="312"/>
+        <w:ind w:firstLine="480"/>
+        <w:jc w:val="both"/>
+      </w:pPr>
+      <w:r>
+        <w:rPr>
+          <w:rFonts w:ascii="Calibri" w:eastAsia="Microsoft YaHei"/>
+          <w:color w:val="1A2B33"/>
+          <w:sz w:val="24"/>
+          <w:szCs w:val="24"/>
+        </w:rPr>
+        <w:t xml:space="preserve">常见路径是 submitted 进入 working 再到 completed；异常时转为 failed 或 canceled；在 submitted 阶段被权限或参数拦截可能直接 rejected；多来回场景存在 working 与 input_required、auth_required 之间的往返（等待补充输入或补充认证）。completed、failed、canceled、rejected 是终态，任务结束、不再接受新消息；submitted、working、input_required、auth_required 是暂停态，任务仍在推进中。区分的意义在于：客户端的轮询、订阅、重试策略应围绕当前是否处于终态来决定，对暂停态设置最长等待时间，对终态设置清理时机，而不是靠猜测。Task 的核心价值是把服务是否完成从 HTTP 连接中解耦：客户端断开后仍能用任务 ID 查询结果（见本卷 2.3、3.1 节）。</w:t>
+      </w:r>
+    </w:p>
+    <w:p>
+      <w:pPr>
+        <w:pStyle w:val="ListParagraph"/>
+        <w:numPr>
+          <w:ilvl w:val="0"/>
+          <w:numId w:val="1"/>
+        </w:numPr>
+        <w:spacing w:line="312"/>
+      </w:pPr>
+      <w:r>
+        <w:rPr>
+          <w:rFonts w:ascii="Calibri" w:eastAsia="Microsoft YaHei"/>
+          <w:color w:val="1A2B33"/>
+          <w:sz w:val="24"/>
+          <w:szCs w:val="24"/>
+        </w:rPr>
+        <w:t xml:space="preserve">客户端应对未知扩展状态保持兼容，依赖状态类别而非硬编码某一条路径（见本卷 3.1 节）。</w:t>
+      </w:r>
+    </w:p>
+    <w:p>
+      <w:pPr>
+        <w:pStyle w:val="Heading2"/>
+        <w:keepNext/>
+        <w:spacing w:after="140" w:before="280" w:line="360" w:lineRule="atLeast"/>
+      </w:pPr>
+      <w:bookmarkStart w:id="100054" w:name="_Toc100054"/>
+      <w:r>
+        <w:rPr>
+          <w:rFonts w:ascii="Calibri" w:eastAsia="SimHei"/>
+          <w:b/>
+          <w:bCs/>
+          <w:color w:val="1B4A5C"/>
+          <w:sz w:val="28"/>
+          <w:szCs w:val="28"/>
+        </w:rPr>
+        <w:t xml:space="preserve">题7　A2A 有哪三种通信模式？各适合什么场景？</w:t>
+      </w:r>
+      <w:bookmarkEnd w:id="100054"/>
+    </w:p>
+    <w:p>
+      <w:pPr>
+        <w:spacing w:line="312"/>
+        <w:ind w:firstLine="480"/>
+        <w:jc w:val="both"/>
+      </w:pPr>
+      <w:r>
+        <w:rPr>
+          <w:rFonts w:ascii="Calibri" w:eastAsia="Microsoft YaHei"/>
+          <w:color w:val="1A2B33"/>
+          <w:sz w:val="24"/>
+          <w:szCs w:val="24"/>
+        </w:rPr>
+        <w:t xml:space="preserve">其一，同步发送 message/send：适合汇率换算、格式转换、简单检索等快速任务，是默认选择；适合同步的三个条件是可预测的最长执行时间、不需要外部等待、结果能在一次响应中完整描述。其二，流式发送 message/stream：任务耗时较长或需要增量结果时使用，底层常用 SSE 持续推送 Task 状态更新、Message 更新与 Artifact 增量更新，让用户边看边做、可中途介入。其三，推送通知：任务可能跨数小时、客户端可离线等待时使用，服务端向客户端预留的 HTTPS Webhook 主动推送，本质是反向轮询；A2A v1.0 提供创建、获取、列出、删除四个推送配置方法。三种模式可按任务预期时长与客户端在线情况两个维度叠加组合，流式中途断线时用 tasks/resubscribe 重新订阅（见本卷 3.2 至 3.4、3.7 节）。</w:t>
+      </w:r>
+    </w:p>
+    <w:p>
+      <w:pPr>
+        <w:pStyle w:val="Heading2"/>
+        <w:keepNext/>
+        <w:spacing w:after="140" w:before="280" w:line="360" w:lineRule="atLeast"/>
+      </w:pPr>
+      <w:bookmarkStart w:id="100055" w:name="_Toc100055"/>
+      <w:r>
+        <w:rPr>
+          <w:rFonts w:ascii="Calibri" w:eastAsia="SimHei"/>
+          <w:b/>
+          <w:bCs/>
+          <w:color w:val="1B4A5C"/>
+          <w:sz w:val="28"/>
+          <w:szCs w:val="28"/>
+        </w:rPr>
+        <w:t xml:space="preserve">题8　什么是 TTFE？为什么 Agent 前端必须做流式？</w:t>
+      </w:r>
+      <w:bookmarkEnd w:id="100055"/>
+    </w:p>
+    <w:p>
+      <w:pPr>
+        <w:spacing w:line="312"/>
+        <w:ind w:firstLine="480"/>
+        <w:jc w:val="both"/>
+      </w:pPr>
+      <w:r>
+        <w:rPr>
+          <w:rFonts w:ascii="Calibri" w:eastAsia="Microsoft YaHei"/>
+          <w:color w:val="1A2B33"/>
+          <w:sz w:val="24"/>
+          <w:szCs w:val="24"/>
+        </w:rPr>
+        <w:t xml:space="preserve">TTFT（Time To First Token）只衡量模型吐出首个 token 的速度，是模型侧指标；TTFE（Time To First Event）衡量用户从敲下回车到看到第一个字符的总时长，覆盖 T0 浏览器握手、T1 网关鉴权、T2 检索增强、T3 模型首字、T4 token 经网关回到浏览器、T5 浏览器解析渲染六个环节，才是用户体验指标。一组数据：模型 TTFT 已压到 200 毫秒、每秒生成约 12 个 token 时，500 token 的回答用普通 HTTP 要等约 40 秒才见内容；改用 SSE 后浏览器经 EventSource 立即拿到第一个事件，TTFE 可压到约 280 毫秒，视觉上接近边打边出。当模型延迟已压到极致，决定用户等不等到的反而是传输与前端的最后一公里。团队应把 TTFE 作为核心体验指标，用延迟预算把端到端目标拆到各环节并接入 SLO 告警（见本卷 4.1、5.7 节）。</w:t>
+      </w:r>
+    </w:p>
+    <w:p>
+      <w:pPr>
+        <w:pStyle w:val="ListParagraph"/>
+        <w:numPr>
+          <w:ilvl w:val="0"/>
+          <w:numId w:val="1"/>
+        </w:numPr>
+        <w:spacing w:line="312"/>
+      </w:pPr>
+      <w:r>
+        <w:rPr>
+          <w:rFonts w:ascii="Calibri" w:eastAsia="Microsoft YaHei"/>
+          <w:color w:val="1A2B33"/>
+          <w:sz w:val="24"/>
+          <w:szCs w:val="24"/>
+        </w:rPr>
+        <w:t xml:space="preserve">TTFE 异常时先排查各环节是否在缓冲：Nginx 默认缓冲（需设置 X-Accel-Buffering 为 no）、未用流式读取、CDN 边缘缓存、前端 hydration 等——八成问题不是慢，而是某环节故意在等。</w:t>
+      </w:r>
+    </w:p>
+    <w:p>
+      <w:pPr>
+        <w:pStyle w:val="Heading2"/>
+        <w:keepNext/>
+        <w:spacing w:after="140" w:before="280" w:line="360" w:lineRule="atLeast"/>
+      </w:pPr>
+      <w:bookmarkStart w:id="100056" w:name="_Toc100056"/>
+      <w:r>
+        <w:rPr>
+          <w:rFonts w:ascii="Calibri" w:eastAsia="SimHei"/>
+          <w:b/>
+          <w:bCs/>
+          <w:color w:val="1B4A5C"/>
+          <w:sz w:val="28"/>
+          <w:szCs w:val="28"/>
+        </w:rPr>
+        <w:t xml:space="preserve">题9　SSE 与 WebSocket 应如何选型？</w:t>
+      </w:r>
+      <w:bookmarkEnd w:id="100056"/>
+    </w:p>
+    <w:p>
+      <w:pPr>
+        <w:spacing w:line="312"/>
+        <w:ind w:firstLine="480"/>
+        <w:jc w:val="both"/>
+      </w:pPr>
+      <w:r>
+        <w:rPr>
+          <w:rFonts w:ascii="Calibri" w:eastAsia="Microsoft YaHei"/>
+          <w:color w:val="1A2B33"/>
+          <w:sz w:val="24"/>
+          <w:szCs w:val="24"/>
+        </w:rPr>
+        <w:t xml:space="preserve">SSE 是服务器保持 HTTP 长连接、以事件为单位向浏览器单向推送文本流的协议；每条事件由 event（类型）、data（JSON 载荷）、id（用于 Last-Event-ID 断点续传）字段组成，事件间用空行分隔，冒号开头的注释行可作心跳（每 15 至 30 秒一次，防止 NAT 或代理掐断空闲连接），retry 字段告知重连间隔。其优势是浏览器原生支持、代理与 CDN 友好、可观测性好。短板是单向：中断、改参数等反向通信走普通 HTTP POST 即可；HTTP/1.1 下受同源 6 连接上限约束，生产环境应启用 HTTP/2 多路复用。WebSocket 经一次 Upgrade 握手后升级为全双工 TCP 通道，适合客户端需要主动且高频反向推数据的场景：实时语音、协同编辑、IDE 助手等。经验法则：不需要反向推数据用 SSE，边界情形优先 SSE，等用户抱怨卡顿再升级 WebSocket（见本卷 4.2、4.5 至 4.7、4.9 节）。</w:t>
+      </w:r>
+    </w:p>
+    <w:p>
+      <w:pPr>
+        <w:pStyle w:val="ListParagraph"/>
+        <w:numPr>
+          <w:ilvl w:val="0"/>
+          <w:numId w:val="1"/>
+        </w:numPr>
+        <w:spacing w:line="312"/>
+      </w:pPr>
+      <w:r>
+        <w:rPr>
+          <w:rFonts w:ascii="Calibri" w:eastAsia="Microsoft YaHei"/>
+          <w:color w:val="1A2B33"/>
+          <w:sz w:val="24"/>
+          <w:szCs w:val="24"/>
+        </w:rPr>
+        <w:t xml:space="preserve">原生 EventSource 无法设置自定义请求头、无法发送 POST；生产环境建议用 fetch 加 ReadableStream 手写客户端，支持 AbortController 主动取消与心跳超时检测（见本卷 4.3、4.4 节）。</w:t>
+      </w:r>
+    </w:p>
+    <w:p>
+      <w:pPr>
+        <w:pStyle w:val="Heading2"/>
+        <w:keepNext/>
+        <w:spacing w:after="140" w:before="280" w:line="360" w:lineRule="atLeast"/>
+      </w:pPr>
+      <w:bookmarkStart w:id="100057" w:name="_Toc100057"/>
+      <w:r>
+        <w:rPr>
+          <w:rFonts w:ascii="Calibri" w:eastAsia="SimHei"/>
+          <w:b/>
+          <w:bCs/>
+          <w:color w:val="1B4A5C"/>
+          <w:sz w:val="28"/>
+          <w:szCs w:val="28"/>
+        </w:rPr>
+        <w:t xml:space="preserve">题10　Agent 式 UI 有哪些新元素？HITL 在前端如何落地？</w:t>
+      </w:r>
+      <w:bookmarkEnd w:id="100057"/>
+    </w:p>
+    <w:p>
+      <w:pPr>
+        <w:spacing w:line="312"/>
+        <w:ind w:firstLine="480"/>
+        <w:jc w:val="both"/>
+      </w:pPr>
+      <w:r>
+        <w:rPr>
+          <w:rFonts w:ascii="Calibri" w:eastAsia="Microsoft YaHei"/>
+          <w:color w:val="1A2B33"/>
+          <w:sz w:val="24"/>
+          <w:szCs w:val="24"/>
+        </w:rPr>
+        <w:t xml:space="preserve">Agent 式 UI 的中心是状态，包含五种前两代 UI 没有的元素：进度流（让用户看见当前步骤，建立信任）、思考可视化（Plan、Step、Thought 三层，默认折叠、按需展开）、工具调用展示（以卡片呈现想做什么、参数与影响范围）、审批卡片、中断按钮。HITL（人类在环）的核心是风险分级：低风险动作（只读、查询）直接执行；中风险（写本地文件）执行后通知、可回滚；高风险（扣款、删数据、对外发消息）必须弹窗确认；极高风险双重确认加二次验证码加审计。A2A 的 input_required 状态是 HITL 在协议层的体现，前端应把它呈现为正式的交互卡而非异常弹窗，卡片含标题、原因、表单、影响、撤销路径五要素。中断按钮是软中断：停止当前 run 后可基于已生成内容继续追问，而非回滚式取消（见本卷 5.1、5.2、5.4、5.5 节）。</w:t>
+      </w:r>
+    </w:p>
+    <w:p>
+      <w:pPr>
+        <w:pStyle w:val="ListParagraph"/>
+        <w:numPr>
+          <w:ilvl w:val="0"/>
+          <w:numId w:val="1"/>
+        </w:numPr>
+        <w:spacing w:line="312"/>
+      </w:pPr>
+      <w:r>
+        <w:rPr>
+          <w:rFonts w:ascii="Calibri" w:eastAsia="Microsoft YaHei"/>
+          <w:color w:val="1A2B33"/>
+          <w:sz w:val="24"/>
+          <w:szCs w:val="24"/>
+        </w:rPr>
+        <w:t xml:space="preserve">推理模型的长思考需流式更新并节流渲染（约每 50 毫秒更新一次 DOM），超长时截断保护；实践发现让用户看到思考过程反而能抑制幻觉（见本卷 5.3 节）。</w:t>
+      </w:r>
+    </w:p>
+    <w:p>
+      <w:pPr>
+        <w:pStyle w:val="Heading1"/>
+        <w:keepNext/>
+        <w:spacing w:after="200" w:before="360" w:line="400" w:lineRule="atLeast"/>
+      </w:pPr>
+      <w:bookmarkStart w:id="100058" w:name="_Toc100058"/>
+      <w:r>
+        <w:rPr>
+          <w:rFonts w:ascii="Calibri" w:eastAsia="SimHei"/>
+          <w:b/>
+          <w:bCs/>
+          <w:color w:val="16324A"/>
+          <w:sz w:val="32"/>
+          <w:szCs w:val="32"/>
+        </w:rPr>
         <w:t xml:space="preserve">下一卷预告</w:t>
       </w:r>
-      <w:bookmarkEnd w:id="100044"/>
+      <w:bookmarkEnd w:id="100058"/>
     </w:p>
     <w:p>
       <w:pPr>
